--- a/docs/Трудоемкость_формирования_протоколов.docx
+++ b/docs/Трудоемкость_формирования_протоколов.docx
@@ -223,9 +223,263 @@
         <w:t>Важно:</w:t>
       </w:r>
       <w:r>
-        <w:t xml:space="preserve"> цифры — экспертная оценка для обоснования. Для точного расчёта в организации рекомендуется хронометраж 2–3 протоколов в каждом режиме.</w:t>
+        <w:t xml:space="preserve"> цифры — экспертная оценка для обоснования. Для точного расчёта в организации рекомендуется хронометраж 2–3 протоколов в каждом режиме и подстановка </w:t>
+      </w:r>
+      <w:r>
+        <w:rPr>
+          <w:b/>
+        </w:rPr>
+        <w:t>фактических ставок</w:t>
+      </w:r>
+      <w:r>
+        <w:t xml:space="preserve"> вашего предприятия в таблицу ниже.</w:t>
       </w:r>
     </w:p>
+    <w:p>
+      <w:pPr>
+        <w:pStyle w:val="Heading2"/>
+      </w:pPr>
+      <w:r>
+        <w:t>Исходные данные для денежного расчёта</w:t>
+      </w:r>
+    </w:p>
+    <w:tbl>
+      <w:tblPr>
+        <w:tblStyle w:val="TableGrid"/>
+        <w:tblW w:type="auto" w:w="0"/>
+        <w:tblLook w:firstColumn="1" w:firstRow="1" w:lastColumn="0" w:lastRow="0" w:noHBand="0" w:noVBand="1" w:val="04A0"/>
+      </w:tblPr>
+      <w:tblGrid>
+        <w:gridCol w:w="2880"/>
+        <w:gridCol w:w="2880"/>
+        <w:gridCol w:w="2880"/>
+      </w:tblGrid>
+      <w:tr>
+        <w:tc>
+          <w:tcPr>
+            <w:tcW w:type="dxa" w:w="2880"/>
+          </w:tcPr>
+          <w:p>
+            <w:r/>
+            <w:r>
+              <w:t>Параметр</w:t>
+            </w:r>
+          </w:p>
+        </w:tc>
+        <w:tc>
+          <w:tcPr>
+            <w:tcW w:type="dxa" w:w="2880"/>
+          </w:tcPr>
+          <w:p>
+            <w:r/>
+            <w:r>
+              <w:t>Значение для примера</w:t>
+            </w:r>
+          </w:p>
+        </w:tc>
+        <w:tc>
+          <w:tcPr>
+            <w:tcW w:type="dxa" w:w="2880"/>
+          </w:tcPr>
+          <w:p>
+            <w:r/>
+            <w:r>
+              <w:t>Примечание</w:t>
+            </w:r>
+          </w:p>
+        </w:tc>
+      </w:tr>
+      <w:tr>
+        <w:tc>
+          <w:tcPr>
+            <w:tcW w:type="dxa" w:w="2880"/>
+          </w:tcPr>
+          <w:p>
+            <w:r/>
+            <w:r>
+              <w:t>Полная стоимость часа специалиста по ОТ</w:t>
+            </w:r>
+          </w:p>
+        </w:tc>
+        <w:tc>
+          <w:tcPr>
+            <w:tcW w:type="dxa" w:w="2880"/>
+          </w:tcPr>
+          <w:p>
+            <w:r/>
+            <w:r>
+              <w:rPr>
+                <w:b/>
+              </w:rPr>
+              <w:t>750 руб./ч</w:t>
+            </w:r>
+          </w:p>
+        </w:tc>
+        <w:tc>
+          <w:tcPr>
+            <w:tcW w:type="dxa" w:w="2880"/>
+          </w:tcPr>
+          <w:p>
+            <w:r/>
+            <w:r>
+              <w:t>Оклад ~85 000 руб./мес. + страховые взносы (~30,2%) + накладные расходы (~15%); 168 раб. ч/мес.</w:t>
+            </w:r>
+          </w:p>
+        </w:tc>
+      </w:tr>
+      <w:tr>
+        <w:tc>
+          <w:tcPr>
+            <w:tcW w:type="dxa" w:w="2880"/>
+          </w:tcPr>
+          <w:p>
+            <w:r/>
+            <w:r>
+              <w:t>Консервативная ставка</w:t>
+            </w:r>
+          </w:p>
+        </w:tc>
+        <w:tc>
+          <w:tcPr>
+            <w:tcW w:type="dxa" w:w="2880"/>
+          </w:tcPr>
+          <w:p>
+            <w:r/>
+            <w:r>
+              <w:rPr>
+                <w:b/>
+              </w:rPr>
+              <w:t>550 руб./ч</w:t>
+            </w:r>
+          </w:p>
+        </w:tc>
+        <w:tc>
+          <w:tcPr>
+            <w:tcW w:type="dxa" w:w="2880"/>
+          </w:tcPr>
+          <w:p>
+            <w:r/>
+            <w:r>
+              <w:t>Нижняя граница для осторожной оценки</w:t>
+            </w:r>
+          </w:p>
+        </w:tc>
+      </w:tr>
+      <w:tr>
+        <w:tc>
+          <w:tcPr>
+            <w:tcW w:type="dxa" w:w="2880"/>
+          </w:tcPr>
+          <w:p>
+            <w:r/>
+            <w:r>
+              <w:t>Расширенная ставка</w:t>
+            </w:r>
+          </w:p>
+        </w:tc>
+        <w:tc>
+          <w:tcPr>
+            <w:tcW w:type="dxa" w:w="2880"/>
+          </w:tcPr>
+          <w:p>
+            <w:r/>
+            <w:r>
+              <w:rPr>
+                <w:b/>
+              </w:rPr>
+              <w:t>950 руб./ч</w:t>
+            </w:r>
+          </w:p>
+        </w:tc>
+        <w:tc>
+          <w:tcPr>
+            <w:tcW w:type="dxa" w:w="2880"/>
+          </w:tcPr>
+          <w:p>
+            <w:r/>
+            <w:r>
+              <w:t>С учётом совмещения функций и простоя смежных задач</w:t>
+            </w:r>
+          </w:p>
+        </w:tc>
+      </w:tr>
+      <w:tr>
+        <w:tc>
+          <w:tcPr>
+            <w:tcW w:type="dxa" w:w="2880"/>
+          </w:tcPr>
+          <w:p>
+            <w:r/>
+            <w:r>
+              <w:t>Стоимость разработки программы</w:t>
+            </w:r>
+          </w:p>
+        </w:tc>
+        <w:tc>
+          <w:tcPr>
+            <w:tcW w:type="dxa" w:w="2880"/>
+          </w:tcPr>
+          <w:p>
+            <w:r/>
+            <w:r>
+              <w:rPr>
+                <w:b/>
+              </w:rPr>
+              <w:t>1 200 000 руб.</w:t>
+            </w:r>
+          </w:p>
+        </w:tc>
+        <w:tc>
+          <w:tcPr>
+            <w:tcW w:type="dxa" w:w="2880"/>
+          </w:tcPr>
+          <w:p>
+            <w:r/>
+            <w:r>
+              <w:t>См. раздел 8; оценка по объёму работ (версии 1.4–1.5.3)</w:t>
+            </w:r>
+          </w:p>
+        </w:tc>
+      </w:tr>
+      <w:tr>
+        <w:tc>
+          <w:tcPr>
+            <w:tcW w:type="dxa" w:w="2880"/>
+          </w:tcPr>
+          <w:p>
+            <w:r/>
+            <w:r>
+              <w:t>Разработчик</w:t>
+            </w:r>
+          </w:p>
+        </w:tc>
+        <w:tc>
+          <w:tcPr>
+            <w:tcW w:type="dxa" w:w="2880"/>
+          </w:tcPr>
+          <w:p>
+            <w:r/>
+            <w:r>
+              <w:rPr>
+                <w:b/>
+              </w:rPr>
+              <w:t>Шитов Алексей Александрович</w:t>
+            </w:r>
+          </w:p>
+        </w:tc>
+        <w:tc>
+          <w:tcPr>
+            <w:tcW w:type="dxa" w:w="2880"/>
+          </w:tcPr>
+          <w:p>
+            <w:r/>
+            <w:r>
+              <w:t>Внутренняя разработка и сопровождение (ProtocolOOT)</w:t>
+            </w:r>
+          </w:p>
+        </w:tc>
+      </w:tr>
+    </w:tbl>
     <w:p/>
     <w:p>
       <w:pPr>
@@ -2598,7 +2852,1354 @@
         <w:pStyle w:val="Heading1"/>
       </w:pPr>
       <w:r>
-        <w:t>5. Что именно сокращает программа</w:t>
+        <w:t>5. Денежная оценка трудозатрат</w:t>
+      </w:r>
+    </w:p>
+    <w:p>
+      <w:r>
+        <w:t xml:space="preserve">Расчёт: </w:t>
+      </w:r>
+      <w:r>
+        <w:rPr>
+          <w:b/>
+        </w:rPr>
+        <w:t>стоимость = время (ч) × ставка (руб./ч)</w:t>
+      </w:r>
+      <w:r>
+        <w:t xml:space="preserve">. В таблицах ниже — базовая ставка </w:t>
+      </w:r>
+      <w:r>
+        <w:rPr>
+          <w:b/>
+        </w:rPr>
+        <w:t>750 руб./ч</w:t>
+      </w:r>
+      <w:r>
+        <w:t>; в скобках — диапазон при ставках 550–950 руб./ч.</w:t>
+      </w:r>
+    </w:p>
+    <w:p>
+      <w:pPr>
+        <w:pStyle w:val="Heading2"/>
+      </w:pPr>
+      <w:r>
+        <w:t>5.1. Один протокол (1 сотрудник, 14 программ)</w:t>
+      </w:r>
+    </w:p>
+    <w:tbl>
+      <w:tblPr>
+        <w:tblStyle w:val="TableGrid"/>
+        <w:tblW w:type="auto" w:w="0"/>
+        <w:tblLook w:firstColumn="1" w:firstRow="1" w:lastColumn="0" w:lastRow="0" w:noHBand="0" w:noVBand="1" w:val="04A0"/>
+      </w:tblPr>
+      <w:tblGrid>
+        <w:gridCol w:w="2160"/>
+        <w:gridCol w:w="2160"/>
+        <w:gridCol w:w="2160"/>
+        <w:gridCol w:w="2160"/>
+      </w:tblGrid>
+      <w:tr>
+        <w:tc>
+          <w:tcPr>
+            <w:tcW w:type="dxa" w:w="2160"/>
+          </w:tcPr>
+          <w:p>
+            <w:r/>
+            <w:r>
+              <w:t>Показатель</w:t>
+            </w:r>
+          </w:p>
+        </w:tc>
+        <w:tc>
+          <w:tcPr>
+            <w:tcW w:type="dxa" w:w="2160"/>
+          </w:tcPr>
+          <w:p>
+            <w:r/>
+            <w:r>
+              <w:t>Ручной способ</w:t>
+            </w:r>
+          </w:p>
+        </w:tc>
+        <w:tc>
+          <w:tcPr>
+            <w:tcW w:type="dxa" w:w="2160"/>
+          </w:tcPr>
+          <w:p>
+            <w:r/>
+            <w:r>
+              <w:t>С программой</w:t>
+            </w:r>
+          </w:p>
+        </w:tc>
+        <w:tc>
+          <w:tcPr>
+            <w:tcW w:type="dxa" w:w="2160"/>
+          </w:tcPr>
+          <w:p>
+            <w:r/>
+            <w:r>
+              <w:t>Экономия</w:t>
+            </w:r>
+          </w:p>
+        </w:tc>
+      </w:tr>
+      <w:tr>
+        <w:tc>
+          <w:tcPr>
+            <w:tcW w:type="dxa" w:w="2160"/>
+          </w:tcPr>
+          <w:p>
+            <w:r/>
+            <w:r>
+              <w:t>Время, среднее</w:t>
+            </w:r>
+          </w:p>
+        </w:tc>
+        <w:tc>
+          <w:tcPr>
+            <w:tcW w:type="dxa" w:w="2160"/>
+          </w:tcPr>
+          <w:p>
+            <w:r/>
+            <w:r>
+              <w:t>4,5 ч</w:t>
+            </w:r>
+          </w:p>
+        </w:tc>
+        <w:tc>
+          <w:tcPr>
+            <w:tcW w:type="dxa" w:w="2160"/>
+          </w:tcPr>
+          <w:p>
+            <w:r/>
+            <w:r>
+              <w:t>0,3 ч</w:t>
+            </w:r>
+          </w:p>
+        </w:tc>
+        <w:tc>
+          <w:tcPr>
+            <w:tcW w:type="dxa" w:w="2160"/>
+          </w:tcPr>
+          <w:p>
+            <w:r/>
+            <w:r>
+              <w:t>4,2 ч</w:t>
+            </w:r>
+          </w:p>
+        </w:tc>
+      </w:tr>
+      <w:tr>
+        <w:tc>
+          <w:tcPr>
+            <w:tcW w:type="dxa" w:w="2160"/>
+          </w:tcPr>
+          <w:p>
+            <w:r/>
+            <w:r>
+              <w:rPr>
+                <w:b/>
+              </w:rPr>
+              <w:t>Стоимость, руб.</w:t>
+            </w:r>
+          </w:p>
+        </w:tc>
+        <w:tc>
+          <w:tcPr>
+            <w:tcW w:type="dxa" w:w="2160"/>
+          </w:tcPr>
+          <w:p>
+            <w:r/>
+            <w:r>
+              <w:rPr>
+                <w:b/>
+              </w:rPr>
+              <w:t>3 375</w:t>
+            </w:r>
+            <w:r>
+              <w:t xml:space="preserve"> (1 900–4 275)</w:t>
+            </w:r>
+          </w:p>
+        </w:tc>
+        <w:tc>
+          <w:tcPr>
+            <w:tcW w:type="dxa" w:w="2160"/>
+          </w:tcPr>
+          <w:p>
+            <w:r/>
+            <w:r>
+              <w:rPr>
+                <w:b/>
+              </w:rPr>
+              <w:t>225</w:t>
+            </w:r>
+            <w:r>
+              <w:t xml:space="preserve"> (140–285)</w:t>
+            </w:r>
+          </w:p>
+        </w:tc>
+        <w:tc>
+          <w:tcPr>
+            <w:tcW w:type="dxa" w:w="2160"/>
+          </w:tcPr>
+          <w:p>
+            <w:r/>
+            <w:r>
+              <w:rPr>
+                <w:b/>
+              </w:rPr>
+              <w:t>3 150</w:t>
+            </w:r>
+            <w:r>
+              <w:t xml:space="preserve"> (1 760–3 990)</w:t>
+            </w:r>
+          </w:p>
+        </w:tc>
+      </w:tr>
+    </w:tbl>
+    <w:p>
+      <w:pPr>
+        <w:pStyle w:val="Heading2"/>
+      </w:pPr>
+      <w:r>
+        <w:t>5.2. Партия сотрудников (по 14 программ в протоколе)</w:t>
+      </w:r>
+    </w:p>
+    <w:tbl>
+      <w:tblPr>
+        <w:tblStyle w:val="TableGrid"/>
+        <w:tblW w:type="auto" w:w="0"/>
+        <w:tblLook w:firstColumn="1" w:firstRow="1" w:lastColumn="0" w:lastRow="0" w:noHBand="0" w:noVBand="1" w:val="04A0"/>
+      </w:tblPr>
+      <w:tblGrid>
+        <w:gridCol w:w="2160"/>
+        <w:gridCol w:w="2160"/>
+        <w:gridCol w:w="2160"/>
+        <w:gridCol w:w="2160"/>
+      </w:tblGrid>
+      <w:tr>
+        <w:tc>
+          <w:tcPr>
+            <w:tcW w:type="dxa" w:w="2160"/>
+          </w:tcPr>
+          <w:p>
+            <w:r/>
+            <w:r>
+              <w:t>Сценарий</w:t>
+            </w:r>
+          </w:p>
+        </w:tc>
+        <w:tc>
+          <w:tcPr>
+            <w:tcW w:type="dxa" w:w="2160"/>
+          </w:tcPr>
+          <w:p>
+            <w:r/>
+            <w:r>
+              <w:t>Ручной способ, руб.</w:t>
+            </w:r>
+          </w:p>
+        </w:tc>
+        <w:tc>
+          <w:tcPr>
+            <w:tcW w:type="dxa" w:w="2160"/>
+          </w:tcPr>
+          <w:p>
+            <w:r/>
+            <w:r>
+              <w:t>С программой, руб.</w:t>
+            </w:r>
+          </w:p>
+        </w:tc>
+        <w:tc>
+          <w:tcPr>
+            <w:tcW w:type="dxa" w:w="2160"/>
+          </w:tcPr>
+          <w:p>
+            <w:r/>
+            <w:r>
+              <w:t>Экономия, руб.</w:t>
+            </w:r>
+          </w:p>
+        </w:tc>
+      </w:tr>
+      <w:tr>
+        <w:tc>
+          <w:tcPr>
+            <w:tcW w:type="dxa" w:w="2160"/>
+          </w:tcPr>
+          <w:p>
+            <w:r/>
+            <w:r>
+              <w:rPr>
+                <w:b/>
+              </w:rPr>
+              <w:t>10 сотрудников</w:t>
+            </w:r>
+            <w:r>
+              <w:t xml:space="preserve"> (~45 ч / ~3,5 ч)</w:t>
+            </w:r>
+          </w:p>
+        </w:tc>
+        <w:tc>
+          <w:tcPr>
+            <w:tcW w:type="dxa" w:w="2160"/>
+          </w:tcPr>
+          <w:p>
+            <w:r/>
+            <w:r>
+              <w:rPr>
+                <w:b/>
+              </w:rPr>
+              <w:t>33 750</w:t>
+            </w:r>
+            <w:r>
+              <w:t xml:space="preserve"> (19 000–42 750)</w:t>
+            </w:r>
+          </w:p>
+        </w:tc>
+        <w:tc>
+          <w:tcPr>
+            <w:tcW w:type="dxa" w:w="2160"/>
+          </w:tcPr>
+          <w:p>
+            <w:r/>
+            <w:r>
+              <w:rPr>
+                <w:b/>
+              </w:rPr>
+              <w:t>2 625</w:t>
+            </w:r>
+            <w:r>
+              <w:t xml:space="preserve"> (1 650–3 325)</w:t>
+            </w:r>
+          </w:p>
+        </w:tc>
+        <w:tc>
+          <w:tcPr>
+            <w:tcW w:type="dxa" w:w="2160"/>
+          </w:tcPr>
+          <w:p>
+            <w:r/>
+            <w:r>
+              <w:rPr>
+                <w:b/>
+              </w:rPr>
+              <w:t>31 125</w:t>
+            </w:r>
+            <w:r>
+              <w:t xml:space="preserve"> (17 350–39 425)</w:t>
+            </w:r>
+          </w:p>
+        </w:tc>
+      </w:tr>
+      <w:tr>
+        <w:tc>
+          <w:tcPr>
+            <w:tcW w:type="dxa" w:w="2160"/>
+          </w:tcPr>
+          <w:p>
+            <w:r/>
+            <w:r>
+              <w:rPr>
+                <w:b/>
+              </w:rPr>
+              <w:t>30 сотрудников</w:t>
+            </w:r>
+            <w:r>
+              <w:t xml:space="preserve"> (~135 ч / ~7 ч)</w:t>
+            </w:r>
+          </w:p>
+        </w:tc>
+        <w:tc>
+          <w:tcPr>
+            <w:tcW w:type="dxa" w:w="2160"/>
+          </w:tcPr>
+          <w:p>
+            <w:r/>
+            <w:r>
+              <w:rPr>
+                <w:b/>
+              </w:rPr>
+              <w:t>101 250</w:t>
+            </w:r>
+            <w:r>
+              <w:t xml:space="preserve"> (57 000–128 250)</w:t>
+            </w:r>
+          </w:p>
+        </w:tc>
+        <w:tc>
+          <w:tcPr>
+            <w:tcW w:type="dxa" w:w="2160"/>
+          </w:tcPr>
+          <w:p>
+            <w:r/>
+            <w:r>
+              <w:rPr>
+                <w:b/>
+              </w:rPr>
+              <w:t>5 250</w:t>
+            </w:r>
+            <w:r>
+              <w:t xml:space="preserve"> (3 300–6 650)</w:t>
+            </w:r>
+          </w:p>
+        </w:tc>
+        <w:tc>
+          <w:tcPr>
+            <w:tcW w:type="dxa" w:w="2160"/>
+          </w:tcPr>
+          <w:p>
+            <w:r/>
+            <w:r>
+              <w:rPr>
+                <w:b/>
+              </w:rPr>
+              <w:t>96 000</w:t>
+            </w:r>
+            <w:r>
+              <w:t xml:space="preserve"> (53 700–121 600)</w:t>
+            </w:r>
+          </w:p>
+        </w:tc>
+      </w:tr>
+      <w:tr>
+        <w:tc>
+          <w:tcPr>
+            <w:tcW w:type="dxa" w:w="2160"/>
+          </w:tcPr>
+          <w:p>
+            <w:r/>
+            <w:r>
+              <w:rPr>
+                <w:b/>
+              </w:rPr>
+              <w:t>100 сотрудников</w:t>
+            </w:r>
+            <w:r>
+              <w:t xml:space="preserve"> (~450 ч / ~20 ч)</w:t>
+            </w:r>
+          </w:p>
+        </w:tc>
+        <w:tc>
+          <w:tcPr>
+            <w:tcW w:type="dxa" w:w="2160"/>
+          </w:tcPr>
+          <w:p>
+            <w:r/>
+            <w:r>
+              <w:rPr>
+                <w:b/>
+              </w:rPr>
+              <w:t>337 500</w:t>
+            </w:r>
+            <w:r>
+              <w:t xml:space="preserve"> (190 000–427 500)</w:t>
+            </w:r>
+          </w:p>
+        </w:tc>
+        <w:tc>
+          <w:tcPr>
+            <w:tcW w:type="dxa" w:w="2160"/>
+          </w:tcPr>
+          <w:p>
+            <w:r/>
+            <w:r>
+              <w:rPr>
+                <w:b/>
+              </w:rPr>
+              <w:t>15 000</w:t>
+            </w:r>
+            <w:r>
+              <w:t xml:space="preserve"> (9 400–19 000)</w:t>
+            </w:r>
+          </w:p>
+        </w:tc>
+        <w:tc>
+          <w:tcPr>
+            <w:tcW w:type="dxa" w:w="2160"/>
+          </w:tcPr>
+          <w:p>
+            <w:r/>
+            <w:r>
+              <w:rPr>
+                <w:b/>
+              </w:rPr>
+              <w:t>322 500</w:t>
+            </w:r>
+            <w:r>
+              <w:t xml:space="preserve"> (180 600–408 500)</w:t>
+            </w:r>
+          </w:p>
+        </w:tc>
+      </w:tr>
+    </w:tbl>
+    <w:p>
+      <w:pPr>
+        <w:pStyle w:val="Heading2"/>
+      </w:pPr>
+      <w:r>
+        <w:t>5.3. Годовая экономия (ориентир)</w:t>
+      </w:r>
+    </w:p>
+    <w:p>
+      <w:r>
+        <w:t xml:space="preserve">При </w:t>
+      </w:r>
+      <w:r>
+        <w:rPr>
+          <w:b/>
+        </w:rPr>
+        <w:t>4 циклах</w:t>
+      </w:r>
+      <w:r>
+        <w:t xml:space="preserve"> проверки знаний в год и оформлении в среднем </w:t>
+      </w:r>
+      <w:r>
+        <w:rPr>
+          <w:b/>
+        </w:rPr>
+        <w:t>50 протоколов</w:t>
+      </w:r>
+      <w:r>
+        <w:t xml:space="preserve"> сложной структуры (14 программ) в каждом цикле (</w:t>
+      </w:r>
+      <w:r>
+        <w:rPr>
+          <w:b/>
+        </w:rPr>
+        <w:t>200 протоколов/год</w:t>
+      </w:r>
+      <w:r>
+        <w:t>):</w:t>
+      </w:r>
+    </w:p>
+    <w:tbl>
+      <w:tblPr>
+        <w:tblStyle w:val="TableGrid"/>
+        <w:tblW w:type="auto" w:w="0"/>
+        <w:tblLook w:firstColumn="1" w:firstRow="1" w:lastColumn="0" w:lastRow="0" w:noHBand="0" w:noVBand="1" w:val="04A0"/>
+      </w:tblPr>
+      <w:tblGrid>
+        <w:gridCol w:w="4320"/>
+        <w:gridCol w:w="4320"/>
+      </w:tblGrid>
+      <w:tr>
+        <w:tc>
+          <w:tcPr>
+            <w:tcW w:type="dxa" w:w="4320"/>
+          </w:tcPr>
+          <w:p>
+            <w:r/>
+            <w:r>
+              <w:t>Показатель</w:t>
+            </w:r>
+          </w:p>
+        </w:tc>
+        <w:tc>
+          <w:tcPr>
+            <w:tcW w:type="dxa" w:w="4320"/>
+          </w:tcPr>
+          <w:p>
+            <w:r/>
+            <w:r>
+              <w:t>Значение</w:t>
+            </w:r>
+          </w:p>
+        </w:tc>
+      </w:tr>
+      <w:tr>
+        <w:tc>
+          <w:tcPr>
+            <w:tcW w:type="dxa" w:w="4320"/>
+          </w:tcPr>
+          <w:p>
+            <w:r/>
+            <w:r>
+              <w:t>Экономия времени</w:t>
+            </w:r>
+          </w:p>
+        </w:tc>
+        <w:tc>
+          <w:tcPr>
+            <w:tcW w:type="dxa" w:w="4320"/>
+          </w:tcPr>
+          <w:p>
+            <w:r/>
+            <w:r>
+              <w:t xml:space="preserve">~200 × 4,2 ч ≈ </w:t>
+            </w:r>
+            <w:r>
+              <w:rPr>
+                <w:b/>
+              </w:rPr>
+              <w:t>840 ч/год</w:t>
+            </w:r>
+          </w:p>
+        </w:tc>
+      </w:tr>
+      <w:tr>
+        <w:tc>
+          <w:tcPr>
+            <w:tcW w:type="dxa" w:w="4320"/>
+          </w:tcPr>
+          <w:p>
+            <w:r/>
+            <w:r>
+              <w:rPr>
+                <w:b/>
+              </w:rPr>
+              <w:t>Экономия в деньгах</w:t>
+            </w:r>
+          </w:p>
+        </w:tc>
+        <w:tc>
+          <w:tcPr>
+            <w:tcW w:type="dxa" w:w="4320"/>
+          </w:tcPr>
+          <w:p>
+            <w:r/>
+            <w:r>
+              <w:t xml:space="preserve">≈ </w:t>
+            </w:r>
+            <w:r>
+              <w:rPr>
+                <w:b/>
+              </w:rPr>
+              <w:t>630 000 руб./год</w:t>
+            </w:r>
+            <w:r>
+              <w:t xml:space="preserve"> (350 000–800 000 при ставке 550–950 руб./ч)</w:t>
+            </w:r>
+          </w:p>
+        </w:tc>
+      </w:tr>
+    </w:tbl>
+    <w:p>
+      <w:r>
+        <w:rPr>
+          <w:i/>
+        </w:rPr>
+        <w:t>Фактический объём зависит от числа проверок, состава программ и доли «тяжёлых» протоколов с большим числом строк.</w:t>
+      </w:r>
+    </w:p>
+    <w:p/>
+    <w:p>
+      <w:pPr>
+        <w:pStyle w:val="Heading1"/>
+      </w:pPr>
+      <w:r>
+        <w:t>6. Стоимость разработки программы ProtocolOOT</w:t>
+      </w:r>
+    </w:p>
+    <w:p>
+      <w:r>
+        <w:t xml:space="preserve">Официальный договорной акт в репозитории не хранится; ниже — </w:t>
+      </w:r>
+      <w:r>
+        <w:rPr>
+          <w:b/>
+        </w:rPr>
+        <w:t>оценка полной стоимости разработки и сопровождения</w:t>
+      </w:r>
+      <w:r>
+        <w:t xml:space="preserve"> по объёму реализованного функционала (версии </w:t>
+      </w:r>
+      <w:r>
+        <w:rPr>
+          <w:b/>
+        </w:rPr>
+        <w:t>1.4–1.5.3</w:t>
+      </w:r>
+      <w:r>
+        <w:t>, июнь 2026).</w:t>
+      </w:r>
+    </w:p>
+    <w:p>
+      <w:pPr>
+        <w:pStyle w:val="Heading2"/>
+      </w:pPr>
+      <w:r>
+        <w:t>6.1. Состав работ (укрупнённо)</w:t>
+      </w:r>
+    </w:p>
+    <w:tbl>
+      <w:tblPr>
+        <w:tblStyle w:val="TableGrid"/>
+        <w:tblW w:type="auto" w:w="0"/>
+        <w:tblLook w:firstColumn="1" w:firstRow="1" w:lastColumn="0" w:lastRow="0" w:noHBand="0" w:noVBand="1" w:val="04A0"/>
+      </w:tblPr>
+      <w:tblGrid>
+        <w:gridCol w:w="2880"/>
+        <w:gridCol w:w="2880"/>
+        <w:gridCol w:w="2880"/>
+      </w:tblGrid>
+      <w:tr>
+        <w:tc>
+          <w:tcPr>
+            <w:tcW w:type="dxa" w:w="2880"/>
+          </w:tcPr>
+          <w:p>
+            <w:r/>
+            <w:r>
+              <w:t>Блок</w:t>
+            </w:r>
+          </w:p>
+        </w:tc>
+        <w:tc>
+          <w:tcPr>
+            <w:tcW w:type="dxa" w:w="2880"/>
+          </w:tcPr>
+          <w:p>
+            <w:r/>
+            <w:r>
+              <w:t>Содержание</w:t>
+            </w:r>
+          </w:p>
+        </w:tc>
+        <w:tc>
+          <w:tcPr>
+            <w:tcW w:type="dxa" w:w="2880"/>
+          </w:tcPr>
+          <w:p>
+            <w:r/>
+            <w:r>
+              <w:t>Оценка, чел.-ч</w:t>
+            </w:r>
+          </w:p>
+        </w:tc>
+      </w:tr>
+      <w:tr>
+        <w:tc>
+          <w:tcPr>
+            <w:tcW w:type="dxa" w:w="2880"/>
+          </w:tcPr>
+          <w:p>
+            <w:r/>
+            <w:r>
+              <w:t>Ядро приложения</w:t>
+            </w:r>
+          </w:p>
+        </w:tc>
+        <w:tc>
+          <w:tcPr>
+            <w:tcW w:type="dxa" w:w="2880"/>
+          </w:tcPr>
+          <w:p>
+            <w:r/>
+            <w:r>
+              <w:t>Интерфейс tkinter, формирование DOCX/PDF, журнал SQLite, работа с Excel</w:t>
+            </w:r>
+          </w:p>
+        </w:tc>
+        <w:tc>
+          <w:tcPr>
+            <w:tcW w:type="dxa" w:w="2880"/>
+          </w:tcPr>
+          <w:p>
+            <w:r/>
+            <w:r>
+              <w:t>280–350</w:t>
+            </w:r>
+          </w:p>
+        </w:tc>
+      </w:tr>
+      <w:tr>
+        <w:tc>
+          <w:tcPr>
+            <w:tcW w:type="dxa" w:w="2880"/>
+          </w:tcPr>
+          <w:p>
+            <w:r/>
+            <w:r>
+              <w:t>Минтруд / АКОТ</w:t>
+            </w:r>
+          </w:p>
+        </w:tc>
+        <w:tc>
+          <w:tcPr>
+            <w:tcW w:type="dxa" w:w="2880"/>
+          </w:tcPr>
+          <w:p>
+            <w:r/>
+            <w:r>
+              <w:t>Выгрузка XSD + XML, реестр обученных, сопоставление программ Б/ПП/СИЗ/В</w:t>
+            </w:r>
+          </w:p>
+        </w:tc>
+        <w:tc>
+          <w:tcPr>
+            <w:tcW w:type="dxa" w:w="2880"/>
+          </w:tcPr>
+          <w:p>
+            <w:r/>
+            <w:r>
+              <w:t>120–160</w:t>
+            </w:r>
+          </w:p>
+        </w:tc>
+      </w:tr>
+      <w:tr>
+        <w:tc>
+          <w:tcPr>
+            <w:tcW w:type="dxa" w:w="2880"/>
+          </w:tcPr>
+          <w:p>
+            <w:r/>
+            <w:r>
+              <w:t>Администрирование</w:t>
+            </w:r>
+          </w:p>
+        </w:tc>
+        <w:tc>
+          <w:tcPr>
+            <w:tcW w:type="dxa" w:w="2880"/>
+          </w:tcPr>
+          <w:p>
+            <w:r/>
+            <w:r>
+              <w:t>Комиссия, приказы, профили, настройки, восстановление данных</w:t>
+            </w:r>
+          </w:p>
+        </w:tc>
+        <w:tc>
+          <w:tcPr>
+            <w:tcW w:type="dxa" w:w="2880"/>
+          </w:tcPr>
+          <w:p>
+            <w:r/>
+            <w:r>
+              <w:t>80–100</w:t>
+            </w:r>
+          </w:p>
+        </w:tc>
+      </w:tr>
+      <w:tr>
+        <w:tc>
+          <w:tcPr>
+            <w:tcW w:type="dxa" w:w="2880"/>
+          </w:tcPr>
+          <w:p>
+            <w:r/>
+            <w:r>
+              <w:t>Сборка и обновления</w:t>
+            </w:r>
+          </w:p>
+        </w:tc>
+        <w:tc>
+          <w:tcPr>
+            <w:tcW w:type="dxa" w:w="2880"/>
+          </w:tcPr>
+          <w:p>
+            <w:r/>
+            <w:r>
+              <w:t>PyInstaller (.exe), автообновление с шары, Linux-порт, CI</w:t>
+            </w:r>
+          </w:p>
+        </w:tc>
+        <w:tc>
+          <w:tcPr>
+            <w:tcW w:type="dxa" w:w="2880"/>
+          </w:tcPr>
+          <w:p>
+            <w:r/>
+            <w:r>
+              <w:t>120–150</w:t>
+            </w:r>
+          </w:p>
+        </w:tc>
+      </w:tr>
+      <w:tr>
+        <w:tc>
+          <w:tcPr>
+            <w:tcW w:type="dxa" w:w="2880"/>
+          </w:tcPr>
+          <w:p>
+            <w:r/>
+            <w:r>
+              <w:t>Тестирование и документация</w:t>
+            </w:r>
+          </w:p>
+        </w:tc>
+        <w:tc>
+          <w:tcPr>
+            <w:tcW w:type="dxa" w:w="2880"/>
+          </w:tcPr>
+          <w:p>
+            <w:r/>
+            <w:r>
+              <w:t>Unit-тесты, инструкции, FAQ, скриншоты, журнал доработок</w:t>
+            </w:r>
+          </w:p>
+        </w:tc>
+        <w:tc>
+          <w:tcPr>
+            <w:tcW w:type="dxa" w:w="2880"/>
+          </w:tcPr>
+          <w:p>
+            <w:r/>
+            <w:r>
+              <w:t>100–130</w:t>
+            </w:r>
+          </w:p>
+        </w:tc>
+      </w:tr>
+      <w:tr>
+        <w:tc>
+          <w:tcPr>
+            <w:tcW w:type="dxa" w:w="2880"/>
+          </w:tcPr>
+          <w:p>
+            <w:r/>
+            <w:r>
+              <w:rPr>
+                <w:b/>
+              </w:rPr>
+              <w:t>Итого</w:t>
+            </w:r>
+          </w:p>
+        </w:tc>
+        <w:tc>
+          <w:tcPr>
+            <w:tcW w:type="dxa" w:w="2880"/>
+          </w:tcPr>
+          <w:p>
+            <w:r/>
+            <w:r>
+              <w:rPr>
+                <w:b/>
+              </w:rPr>
+              <w:t>700–890 чел.-ч</w:t>
+            </w:r>
+          </w:p>
+        </w:tc>
+        <w:tc>
+          <w:tcPr>
+            <w:tcW w:type="dxa" w:w="2880"/>
+          </w:tcPr>
+          <w:p>
+            <w:r/>
+          </w:p>
+        </w:tc>
+      </w:tr>
+    </w:tbl>
+    <w:p>
+      <w:pPr>
+        <w:pStyle w:val="Heading2"/>
+      </w:pPr>
+      <w:r>
+        <w:t>6.2. Стоимость разработки</w:t>
+      </w:r>
+    </w:p>
+    <w:tbl>
+      <w:tblPr>
+        <w:tblStyle w:val="TableGrid"/>
+        <w:tblW w:type="auto" w:w="0"/>
+        <w:tblLook w:firstColumn="1" w:firstRow="1" w:lastColumn="0" w:lastRow="0" w:noHBand="0" w:noVBand="1" w:val="04A0"/>
+      </w:tblPr>
+      <w:tblGrid>
+        <w:gridCol w:w="4320"/>
+        <w:gridCol w:w="4320"/>
+      </w:tblGrid>
+      <w:tr>
+        <w:tc>
+          <w:tcPr>
+            <w:tcW w:type="dxa" w:w="4320"/>
+          </w:tcPr>
+          <w:p>
+            <w:r/>
+            <w:r>
+              <w:t>Показатель</w:t>
+            </w:r>
+          </w:p>
+        </w:tc>
+        <w:tc>
+          <w:tcPr>
+            <w:tcW w:type="dxa" w:w="4320"/>
+          </w:tcPr>
+          <w:p>
+            <w:r/>
+            <w:r>
+              <w:t>Значение</w:t>
+            </w:r>
+          </w:p>
+        </w:tc>
+      </w:tr>
+      <w:tr>
+        <w:tc>
+          <w:tcPr>
+            <w:tcW w:type="dxa" w:w="4320"/>
+          </w:tcPr>
+          <w:p>
+            <w:r/>
+            <w:r>
+              <w:t>Средняя трудоёмкость</w:t>
+            </w:r>
+          </w:p>
+        </w:tc>
+        <w:tc>
+          <w:tcPr>
+            <w:tcW w:type="dxa" w:w="4320"/>
+          </w:tcPr>
+          <w:p>
+            <w:r/>
+            <w:r>
+              <w:rPr>
+                <w:b/>
+              </w:rPr>
+              <w:t>~800 чел.-ч</w:t>
+            </w:r>
+          </w:p>
+        </w:tc>
+      </w:tr>
+      <w:tr>
+        <w:tc>
+          <w:tcPr>
+            <w:tcW w:type="dxa" w:w="4320"/>
+          </w:tcPr>
+          <w:p>
+            <w:r/>
+            <w:r>
+              <w:t>Ставка разработки (полная стоимость для работодателя)</w:t>
+            </w:r>
+          </w:p>
+        </w:tc>
+        <w:tc>
+          <w:tcPr>
+            <w:tcW w:type="dxa" w:w="4320"/>
+          </w:tcPr>
+          <w:p>
+            <w:r/>
+            <w:r>
+              <w:rPr>
+                <w:b/>
+              </w:rPr>
+              <w:t>1 500 руб./ч</w:t>
+            </w:r>
+          </w:p>
+        </w:tc>
+      </w:tr>
+      <w:tr>
+        <w:tc>
+          <w:tcPr>
+            <w:tcW w:type="dxa" w:w="4320"/>
+          </w:tcPr>
+          <w:p>
+            <w:r/>
+            <w:r>
+              <w:rPr>
+                <w:b/>
+              </w:rPr>
+              <w:t>Итоговая оценка стоимости разработки</w:t>
+            </w:r>
+          </w:p>
+        </w:tc>
+        <w:tc>
+          <w:tcPr>
+            <w:tcW w:type="dxa" w:w="4320"/>
+          </w:tcPr>
+          <w:p>
+            <w:r/>
+            <w:r>
+              <w:rPr>
+                <w:b/>
+              </w:rPr>
+              <w:t>≈ 1 200 000 руб.</w:t>
+            </w:r>
+          </w:p>
+        </w:tc>
+      </w:tr>
+      <w:tr>
+        <w:tc>
+          <w:tcPr>
+            <w:tcW w:type="dxa" w:w="4320"/>
+          </w:tcPr>
+          <w:p>
+            <w:r/>
+            <w:r>
+              <w:t>Диапазон оценки</w:t>
+            </w:r>
+          </w:p>
+        </w:tc>
+        <w:tc>
+          <w:tcPr>
+            <w:tcW w:type="dxa" w:w="4320"/>
+          </w:tcPr>
+          <w:p>
+            <w:r/>
+            <w:r>
+              <w:rPr>
+                <w:b/>
+              </w:rPr>
+              <w:t>1 050 000 – 1 335 000 руб.</w:t>
+            </w:r>
+            <w:r>
+              <w:t xml:space="preserve"> (при 700–890 ч × 1 500 руб./ч)</w:t>
+            </w:r>
+          </w:p>
+        </w:tc>
+      </w:tr>
+    </w:tbl>
+    <w:p>
+      <w:r>
+        <w:rPr>
+          <w:b/>
+        </w:rPr>
+        <w:t>Разработчик:</w:t>
+      </w:r>
+      <w:r>
+        <w:t xml:space="preserve"> Шитов Алексей Александрович (разработка и сопровождение).</w:t>
+      </w:r>
+    </w:p>
+    <w:p>
+      <w:r>
+        <w:rPr>
+          <w:b/>
+        </w:rPr>
+        <w:t>Продукт:</w:t>
+      </w:r>
+      <w:r>
+        <w:t xml:space="preserve"> настольное приложение </w:t>
+      </w:r>
+      <w:r>
+        <w:rPr>
+          <w:b/>
+        </w:rPr>
+        <w:t>ProtocolOOT</w:t>
+      </w:r>
+      <w:r>
+        <w:t xml:space="preserve"> — формирование протоколов проверки знаний по охране труда, интеграция с шаблонами Минтруда.</w:t>
+      </w:r>
+    </w:p>
+    <w:p>
+      <w:r>
+        <w:rPr>
+          <w:i/>
+        </w:rPr>
+        <w:t xml:space="preserve">При наличии утверждённого акта выполненных работ или сметы организации подставьте </w:t>
+      </w:r>
+      <w:r>
+        <w:rPr>
+          <w:i/>
+        </w:rPr>
+        <w:t>фактическую сумму</w:t>
+      </w:r>
+      <w:r>
+        <w:rPr>
+          <w:i/>
+        </w:rPr>
+        <w:t xml:space="preserve"> вместо оценочной.</w:t>
+      </w:r>
+    </w:p>
+    <w:p>
+      <w:pPr>
+        <w:pStyle w:val="Heading2"/>
+      </w:pPr>
+      <w:r>
+        <w:t>6.3. Окупаемость затрат на разработку</w:t>
+      </w:r>
+    </w:p>
+    <w:tbl>
+      <w:tblPr>
+        <w:tblStyle w:val="TableGrid"/>
+        <w:tblW w:type="auto" w:w="0"/>
+        <w:tblLook w:firstColumn="1" w:firstRow="1" w:lastColumn="0" w:lastRow="0" w:noHBand="0" w:noVBand="1" w:val="04A0"/>
+      </w:tblPr>
+      <w:tblGrid>
+        <w:gridCol w:w="2880"/>
+        <w:gridCol w:w="2880"/>
+        <w:gridCol w:w="2880"/>
+      </w:tblGrid>
+      <w:tr>
+        <w:tc>
+          <w:tcPr>
+            <w:tcW w:type="dxa" w:w="2880"/>
+          </w:tcPr>
+          <w:p>
+            <w:r/>
+            <w:r>
+              <w:t>Сценарий окупаемости</w:t>
+            </w:r>
+          </w:p>
+        </w:tc>
+        <w:tc>
+          <w:tcPr>
+            <w:tcW w:type="dxa" w:w="2880"/>
+          </w:tcPr>
+          <w:p>
+            <w:r/>
+            <w:r>
+              <w:t>Расчёт</w:t>
+            </w:r>
+          </w:p>
+        </w:tc>
+        <w:tc>
+          <w:tcPr>
+            <w:tcW w:type="dxa" w:w="2880"/>
+          </w:tcPr>
+          <w:p>
+            <w:r/>
+            <w:r>
+              <w:t>Срок</w:t>
+            </w:r>
+          </w:p>
+        </w:tc>
+      </w:tr>
+      <w:tr>
+        <w:tc>
+          <w:tcPr>
+            <w:tcW w:type="dxa" w:w="2880"/>
+          </w:tcPr>
+          <w:p>
+            <w:r/>
+            <w:r>
+              <w:t>По сложным протоколам (14 программ)</w:t>
+            </w:r>
+          </w:p>
+        </w:tc>
+        <w:tc>
+          <w:tcPr>
+            <w:tcW w:type="dxa" w:w="2880"/>
+          </w:tcPr>
+          <w:p>
+            <w:r/>
+            <w:r>
+              <w:t xml:space="preserve">1 200 000 ÷ 3 150 ≈ </w:t>
+            </w:r>
+            <w:r>
+              <w:rPr>
+                <w:b/>
+              </w:rPr>
+              <w:t>381 протокол</w:t>
+            </w:r>
+          </w:p>
+        </w:tc>
+        <w:tc>
+          <w:tcPr>
+            <w:tcW w:type="dxa" w:w="2880"/>
+          </w:tcPr>
+          <w:p>
+            <w:r/>
+            <w:r>
+              <w:t xml:space="preserve">при ~200 проток./год — </w:t>
+            </w:r>
+            <w:r>
+              <w:rPr>
+                <w:b/>
+              </w:rPr>
+              <w:t>~1,9 года</w:t>
+            </w:r>
+          </w:p>
+        </w:tc>
+      </w:tr>
+      <w:tr>
+        <w:tc>
+          <w:tcPr>
+            <w:tcW w:type="dxa" w:w="2880"/>
+          </w:tcPr>
+          <w:p>
+            <w:r/>
+            <w:r>
+              <w:t>По партиям по 10 человек</w:t>
+            </w:r>
+          </w:p>
+        </w:tc>
+        <w:tc>
+          <w:tcPr>
+            <w:tcW w:type="dxa" w:w="2880"/>
+          </w:tcPr>
+          <w:p>
+            <w:r/>
+            <w:r>
+              <w:t xml:space="preserve">1 200 000 ÷ 31 125 ≈ </w:t>
+            </w:r>
+            <w:r>
+              <w:rPr>
+                <w:b/>
+              </w:rPr>
+              <w:t>39 партий</w:t>
+            </w:r>
+          </w:p>
+        </w:tc>
+        <w:tc>
+          <w:tcPr>
+            <w:tcW w:type="dxa" w:w="2880"/>
+          </w:tcPr>
+          <w:p>
+            <w:r/>
+            <w:r>
+              <w:t xml:space="preserve">при 4 циклах × 5 партий/год — </w:t>
+            </w:r>
+            <w:r>
+              <w:rPr>
+                <w:b/>
+              </w:rPr>
+              <w:t>~2 года</w:t>
+            </w:r>
+          </w:p>
+        </w:tc>
+      </w:tr>
+      <w:tr>
+        <w:tc>
+          <w:tcPr>
+            <w:tcW w:type="dxa" w:w="2880"/>
+          </w:tcPr>
+          <w:p>
+            <w:r/>
+            <w:r>
+              <w:t>По годовой экономии (200 проток./год)</w:t>
+            </w:r>
+          </w:p>
+        </w:tc>
+        <w:tc>
+          <w:tcPr>
+            <w:tcW w:type="dxa" w:w="2880"/>
+          </w:tcPr>
+          <w:p>
+            <w:r/>
+            <w:r>
+              <w:t>1 200 000 ÷ 630 000</w:t>
+            </w:r>
+          </w:p>
+        </w:tc>
+        <w:tc>
+          <w:tcPr>
+            <w:tcW w:type="dxa" w:w="2880"/>
+          </w:tcPr>
+          <w:p>
+            <w:r/>
+            <w:r>
+              <w:rPr>
+                <w:b/>
+              </w:rPr>
+              <w:t>~1,9 года</w:t>
+            </w:r>
+          </w:p>
+        </w:tc>
+      </w:tr>
+    </w:tbl>
+    <w:p>
+      <w:r>
+        <w:t xml:space="preserve">После окупаемости программа продолжает генерировать экономию </w:t>
+      </w:r>
+      <w:r>
+        <w:rPr>
+          <w:b/>
+        </w:rPr>
+        <w:t>без повторных затрат на разработку</w:t>
+      </w:r>
+      <w:r>
+        <w:t xml:space="preserve"> (остаются сопровождение и обновления — по отдельному решению).</w:t>
+      </w:r>
+    </w:p>
+    <w:p/>
+    <w:p>
+      <w:pPr>
+        <w:pStyle w:val="Heading1"/>
+      </w:pPr>
+      <w:r>
+        <w:t>7. Что именно сокращает программа</w:t>
       </w:r>
     </w:p>
     <w:p>
@@ -2971,7 +4572,7 @@
         <w:pStyle w:val="Heading1"/>
       </w:pPr>
       <w:r>
-        <w:t>6. Оговорки для отчёта и обоснования</w:t>
+        <w:t>8. Оговорки для отчёта и обоснования</w:t>
       </w:r>
     </w:p>
     <w:p>
@@ -3039,13 +4640,41 @@
         <w:t>Требования портала Минтруда / АКОТ и формата XSD могут меняться — загрузка на сайт остаётся ручным шагом в обоих сценариях.</w:t>
       </w:r>
     </w:p>
+    <w:p>
+      <w:pPr>
+        <w:pStyle w:val="ListNumber"/>
+      </w:pPr>
+      <w:r>
+        <w:rPr>
+          <w:b/>
+        </w:rPr>
+        <w:t>Денежные суммы</w:t>
+      </w:r>
+      <w:r>
+        <w:t xml:space="preserve"> рассчитаны по типовым ставкам; для бюджета организации замените 750 руб./ч и 1 500 руб./ч на утверждённые нормативы.</w:t>
+      </w:r>
+    </w:p>
+    <w:p>
+      <w:pPr>
+        <w:pStyle w:val="ListNumber"/>
+      </w:pPr>
+      <w:r>
+        <w:rPr>
+          <w:b/>
+        </w:rPr>
+        <w:t>Стоимость разработки 1 200 000 руб.</w:t>
+      </w:r>
+      <w:r>
+        <w:t xml:space="preserve"> — оценочная; при наличии договора укажите фактическую сумму.</w:t>
+      </w:r>
+    </w:p>
     <w:p/>
     <w:p>
       <w:pPr>
         <w:pStyle w:val="Heading1"/>
       </w:pPr>
       <w:r>
-        <w:t>7. Краткий вывод для руководства</w:t>
+        <w:t>9. Краткий вывод для руководства</w:t>
       </w:r>
     </w:p>
     <w:p>
@@ -3068,7 +4697,16 @@
         <w:t>около 4–5 часов</w:t>
       </w:r>
       <w:r>
-        <w:t xml:space="preserve"> на одного сотрудника.</w:t>
+        <w:t xml:space="preserve"> на одного сотрудника (</w:t>
+      </w:r>
+      <w:r>
+        <w:rPr>
+          <w:b/>
+        </w:rPr>
+        <w:t>~3 375 руб.</w:t>
+      </w:r>
+      <w:r>
+        <w:t xml:space="preserve"> при ставке 750 руб./ч).</w:t>
       </w:r>
     </w:p>
     <w:p>
@@ -3091,7 +4729,16 @@
         <w:t>около 15–25 минут</w:t>
       </w:r>
       <w:r>
-        <w:t>.</w:t>
+        <w:t xml:space="preserve"> (</w:t>
+      </w:r>
+      <w:r>
+        <w:rPr>
+          <w:b/>
+        </w:rPr>
+        <w:t>~225 руб.</w:t>
+      </w:r>
+      <w:r>
+        <w:t>).</w:t>
       </w:r>
     </w:p>
     <w:p>
@@ -3102,16 +4749,13 @@
         <w:t>Сокращение трудозатрат — порядка 90–95%</w:t>
       </w:r>
       <w:r>
-        <w:t xml:space="preserve"> (экономия </w:t>
+        <w:t xml:space="preserve">; </w:t>
       </w:r>
       <w:r>
         <w:rPr>
           <w:b/>
         </w:rPr>
-        <w:t>около 4 часов</w:t>
-      </w:r>
-      <w:r>
-        <w:t xml:space="preserve"> на один такой протокол).</w:t>
+        <w:t>денежная экономия на одном протоколе — около 3 150 руб.</w:t>
       </w:r>
     </w:p>
     <w:p>
@@ -3125,16 +4769,45 @@
         <w:t>10 человек</w:t>
       </w:r>
       <w:r>
-        <w:t xml:space="preserve"> экономия составляет порядка </w:t>
+        <w:t xml:space="preserve"> — экономия </w:t>
       </w:r>
       <w:r>
         <w:rPr>
           <w:b/>
         </w:rPr>
-        <w:t>40+ человеко-часов</w:t>
+        <w:t>~31 000 руб.</w:t>
       </w:r>
       <w:r>
-        <w:t xml:space="preserve"> только на оформлении документов, без учёта снижения ошибок и повторной работы.</w:t>
+        <w:t xml:space="preserve"> и </w:t>
+      </w:r>
+      <w:r>
+        <w:rPr>
+          <w:b/>
+        </w:rPr>
+        <w:t>~41 ч</w:t>
+      </w:r>
+      <w:r>
+        <w:t xml:space="preserve"> рабочего времени.</w:t>
+      </w:r>
+    </w:p>
+    <w:p>
+      <w:r>
+        <w:rPr>
+          <w:b/>
+        </w:rPr>
+        <w:t>Затраты на разработку программы (оценка): ~1 200 000 руб.</w:t>
+      </w:r>
+      <w:r>
+        <w:t xml:space="preserve"> (разработчик — Шитов А.А.). Ориентировочная окупаемость при интенсивном использовании — </w:t>
+      </w:r>
+      <w:r>
+        <w:rPr>
+          <w:b/>
+        </w:rPr>
+        <w:t>около 2 лет</w:t>
+      </w:r>
+      <w:r>
+        <w:t>; далее — прямая экономия фонда оплаты труда без повторных вложений в создание продукта.</w:t>
       </w:r>
     </w:p>
     <w:p/>
